--- a/PROMPT-PACK.docx
+++ b/PROMPT-PACK.docx
@@ -44,7 +44,7 @@
           <w:rFonts w:ascii="Calibri" w:hAnsi="Calibri"/>
           <w:sz w:val="21"/>
         </w:rPr>
-        <w:t xml:space="preserve">For anyone who wants to open ChatGPT, Claude, Gemini, Copilot or Mistral and just paste. Same rules as the main project (truth, machine-readable format, anti-slop voice), delivered as nine prompts you copy and paste.</w:t>
+        <w:t xml:space="preserve">For anyone who wants to open ChatGPT, Claude, Gemini, Copilot or Mistral and just paste. Same rules as the main project (truth, machine-readable format, anti-slop voice), delivered as eleven prompts you copy and paste.</w:t>
       </w:r>
     </w:p>
     <w:p>
@@ -532,6 +532,78 @@
           </w:p>
         </w:tc>
       </w:tr>
+      <w:tr>
+        <w:tc>
+          <w:tcPr>
+            <w:tcW w:w="4933" w:type="dxa"/>
+          </w:tcPr>
+          <w:p>
+            <w:pPr>
+              <w:spacing w:before="0" w:after="20"/>
+            </w:pPr>
+            <w:r>
+              <w:rPr>
+                <w:rFonts w:ascii="Calibri" w:hAnsi="Calibri"/>
+                <w:sz w:val="21"/>
+              </w:rPr>
+              <w:t xml:space="preserve">9. LinkedIn audit</w:t>
+            </w:r>
+          </w:p>
+        </w:tc>
+        <w:tc>
+          <w:tcPr>
+            <w:tcW w:w="4933" w:type="dxa"/>
+          </w:tcPr>
+          <w:p>
+            <w:pPr>
+              <w:spacing w:before="0" w:after="20"/>
+            </w:pPr>
+            <w:r>
+              <w:rPr>
+                <w:rFonts w:ascii="Calibri" w:hAnsi="Calibri"/>
+                <w:sz w:val="21"/>
+              </w:rPr>
+              <w:t xml:space="preserve">Once per profile, to rewrite headline, About, experience and skills</w:t>
+            </w:r>
+          </w:p>
+        </w:tc>
+      </w:tr>
+      <w:tr>
+        <w:tc>
+          <w:tcPr>
+            <w:tcW w:w="4933" w:type="dxa"/>
+          </w:tcPr>
+          <w:p>
+            <w:pPr>
+              <w:spacing w:before="0" w:after="20"/>
+            </w:pPr>
+            <w:r>
+              <w:rPr>
+                <w:rFonts w:ascii="Calibri" w:hAnsi="Calibri"/>
+                <w:sz w:val="21"/>
+              </w:rPr>
+              <w:t xml:space="preserve">10. LinkedIn headline</w:t>
+            </w:r>
+          </w:p>
+        </w:tc>
+        <w:tc>
+          <w:tcPr>
+            <w:tcW w:w="4933" w:type="dxa"/>
+          </w:tcPr>
+          <w:p>
+            <w:pPr>
+              <w:spacing w:before="0" w:after="20"/>
+            </w:pPr>
+            <w:r>
+              <w:rPr>
+                <w:rFonts w:ascii="Calibri" w:hAnsi="Calibri"/>
+                <w:sz w:val="21"/>
+              </w:rPr>
+              <w:t xml:space="preserve">Quick win, when you want options for the 220-character field</w:t>
+            </w:r>
+          </w:p>
+        </w:tc>
+      </w:tr>
     </w:tbl>
     <w:p>
       <w:pPr>
@@ -2615,6 +2687,625 @@
       <w:pPr>
         <w:spacing w:before="0" w:after="80"/>
       </w:pPr>
+    </w:p>
+    <w:p>
+      <w:pPr>
+        <w:pBdr>
+          <w:bottom w:val="single" w:sz="6" w:space="1" w:color="AAAAAA"/>
+        </w:pBdr>
+        <w:spacing w:before="220" w:after="50"/>
+        <w:keepNext/>
+      </w:pPr>
+      <w:r>
+        <w:rPr>
+          <w:rFonts w:ascii="Calibri" w:hAnsi="Calibri"/>
+          <w:b/>
+          <w:sz w:val="23"/>
+          <w:color w:val="1F3864"/>
+        </w:rPr>
+        <w:t xml:space="preserve">PROMPT 9: LINKEDIN PROFILE AUDIT</w:t>
+      </w:r>
+    </w:p>
+    <w:p>
+      <w:pPr>
+        <w:spacing w:before="0" w:after="100"/>
+      </w:pPr>
+      <w:r>
+        <w:rPr>
+          <w:rFonts w:ascii="Calibri" w:hAnsi="Calibri"/>
+          <w:sz w:val="21"/>
+        </w:rPr>
+        <w:t xml:space="preserve">First get your profile text out of LinkedIn. The three routes, with their limits, are in [LINKEDIN.md](LINKEDIN.md). Short version: </w:t>
+      </w:r>
+      <w:r>
+        <w:rPr>
+          <w:rFonts w:ascii="Calibri" w:hAnsi="Calibri"/>
+          <w:b/>
+          <w:sz w:val="21"/>
+        </w:rPr>
+        <w:t xml:space="preserve">Save to PDF</w:t>
+      </w:r>
+      <w:r>
+        <w:rPr>
+          <w:rFonts w:ascii="Calibri" w:hAnsi="Calibri"/>
+          <w:sz w:val="21"/>
+        </w:rPr>
+        <w:t xml:space="preserve"> is one click but English-only and sometimes missing; the </w:t>
+      </w:r>
+      <w:r>
+        <w:rPr>
+          <w:rFonts w:ascii="Calibri" w:hAnsi="Calibri"/>
+          <w:b/>
+          <w:sz w:val="21"/>
+        </w:rPr>
+        <w:t xml:space="preserve">data archive</w:t>
+      </w:r>
+      <w:r>
+        <w:rPr>
+          <w:rFonts w:ascii="Calibri" w:hAnsi="Calibri"/>
+          <w:sz w:val="21"/>
+        </w:rPr>
+        <w:t xml:space="preserve"> under Settings and Privacy, Data privacy, Get a copy of your data gives you plain-text CSVs in about ten minutes, in any language, with nothing truncated. That is the one to use. Type in the parts no export reaches: your Featured items, projects, recommendation text and the order of your skills.</w:t>
+      </w:r>
+    </w:p>
+    <w:p>
+      <w:pPr>
+        <w:spacing w:before="0" w:after="100"/>
+      </w:pPr>
+      <w:r>
+        <w:rPr>
+          <w:rFonts w:ascii="Calibri" w:hAnsi="Calibri"/>
+          <w:sz w:val="21"/>
+        </w:rPr>
+        <w:t xml:space="preserve">Then paste Prompt 0 and this, with the profile text and, if you have one, the advert you are aiming at.</w:t>
+      </w:r>
+    </w:p>
+    <w:p>
+      <w:pPr>
+        <w:shd w:val="clear" w:color="auto" w:fill="F5F6F8"/>
+        <w:ind w:left="170"/>
+        <w:spacing w:before="0" w:after="0"/>
+      </w:pPr>
+      <w:r>
+        <w:rPr>
+          <w:rFonts w:ascii="Consolas" w:hAnsi="Consolas"/>
+          <w:sz w:val="21"/>
+          <w:color w:val="1F2328"/>
+        </w:rPr>
+        <w:t xml:space="preserve">MY LINKEDIN PROFILE, AS EXPORTED:</w:t>
+      </w:r>
+    </w:p>
+    <w:p>
+      <w:pPr>
+        <w:shd w:val="clear" w:color="auto" w:fill="F5F6F8"/>
+        <w:ind w:left="170"/>
+        <w:spacing w:before="0" w:after="0"/>
+      </w:pPr>
+      <w:r>
+        <w:rPr>
+          <w:rFonts w:ascii="Consolas" w:hAnsi="Consolas"/>
+          <w:sz w:val="21"/>
+          <w:color w:val="1F2328"/>
+        </w:rPr>
+        <w:t xml:space="preserve">[PASTE THE PROFILE TEXT HERE]</w:t>
+      </w:r>
+    </w:p>
+    <w:p>
+      <w:pPr>
+        <w:shd w:val="clear" w:color="auto" w:fill="F5F6F8"/>
+        <w:ind w:left="170"/>
+        <w:spacing w:before="0" w:after="0"/>
+      </w:pPr>
+      <w:r>
+        <w:rPr>
+          <w:rFonts w:ascii="Consolas" w:hAnsi="Consolas"/>
+          <w:sz w:val="21"/>
+          <w:color w:val="1F2328"/>
+        </w:rPr>
+        <w:t xml:space="preserve"> </w:t>
+      </w:r>
+    </w:p>
+    <w:p>
+      <w:pPr>
+        <w:shd w:val="clear" w:color="auto" w:fill="F5F6F8"/>
+        <w:ind w:left="170"/>
+        <w:spacing w:before="0" w:after="0"/>
+      </w:pPr>
+      <w:r>
+        <w:rPr>
+          <w:rFonts w:ascii="Consolas" w:hAnsi="Consolas"/>
+          <w:sz w:val="21"/>
+          <w:color w:val="1F2328"/>
+        </w:rPr>
+        <w:t xml:space="preserve">MY CAREER INVENTORY:</w:t>
+      </w:r>
+    </w:p>
+    <w:p>
+      <w:pPr>
+        <w:shd w:val="clear" w:color="auto" w:fill="F5F6F8"/>
+        <w:ind w:left="170"/>
+        <w:spacing w:before="0" w:after="0"/>
+      </w:pPr>
+      <w:r>
+        <w:rPr>
+          <w:rFonts w:ascii="Consolas" w:hAnsi="Consolas"/>
+          <w:sz w:val="21"/>
+          <w:color w:val="1F2328"/>
+        </w:rPr>
+        <w:t xml:space="preserve">[PASTE MY INVENTORY HERE]</w:t>
+      </w:r>
+    </w:p>
+    <w:p>
+      <w:pPr>
+        <w:shd w:val="clear" w:color="auto" w:fill="F5F6F8"/>
+        <w:ind w:left="170"/>
+        <w:spacing w:before="0" w:after="0"/>
+      </w:pPr>
+      <w:r>
+        <w:rPr>
+          <w:rFonts w:ascii="Consolas" w:hAnsi="Consolas"/>
+          <w:sz w:val="21"/>
+          <w:color w:val="1F2328"/>
+        </w:rPr>
+        <w:t xml:space="preserve"> </w:t>
+      </w:r>
+    </w:p>
+    <w:p>
+      <w:pPr>
+        <w:shd w:val="clear" w:color="auto" w:fill="F5F6F8"/>
+        <w:ind w:left="170"/>
+        <w:spacing w:before="0" w:after="0"/>
+      </w:pPr>
+      <w:r>
+        <w:rPr>
+          <w:rFonts w:ascii="Consolas" w:hAnsi="Consolas"/>
+          <w:sz w:val="21"/>
+          <w:color w:val="1F2328"/>
+        </w:rPr>
+        <w:t xml:space="preserve">THE JOB ADVERT I AM AIMING AT (or write "none"):</w:t>
+      </w:r>
+    </w:p>
+    <w:p>
+      <w:pPr>
+        <w:shd w:val="clear" w:color="auto" w:fill="F5F6F8"/>
+        <w:ind w:left="170"/>
+        <w:spacing w:before="0" w:after="0"/>
+      </w:pPr>
+      <w:r>
+        <w:rPr>
+          <w:rFonts w:ascii="Consolas" w:hAnsi="Consolas"/>
+          <w:sz w:val="21"/>
+          <w:color w:val="1F2328"/>
+        </w:rPr>
+        <w:t xml:space="preserve">[PASTE THE ADVERT]</w:t>
+      </w:r>
+    </w:p>
+    <w:p>
+      <w:pPr>
+        <w:shd w:val="clear" w:color="auto" w:fill="F5F6F8"/>
+        <w:ind w:left="170"/>
+        <w:spacing w:before="0" w:after="0"/>
+      </w:pPr>
+      <w:r>
+        <w:rPr>
+          <w:rFonts w:ascii="Consolas" w:hAnsi="Consolas"/>
+          <w:sz w:val="21"/>
+          <w:color w:val="1F2328"/>
+        </w:rPr>
+        <w:t xml:space="preserve"> </w:t>
+      </w:r>
+    </w:p>
+    <w:p>
+      <w:pPr>
+        <w:shd w:val="clear" w:color="auto" w:fill="F5F6F8"/>
+        <w:ind w:left="170"/>
+        <w:spacing w:before="0" w:after="0"/>
+      </w:pPr>
+      <w:r>
+        <w:rPr>
+          <w:rFonts w:ascii="Consolas" w:hAnsi="Consolas"/>
+          <w:sz w:val="21"/>
+          <w:color w:val="1F2328"/>
+        </w:rPr>
+        <w:t xml:space="preserve">Audit and rewrite my profile against the rules you already have, respecting LinkedIn's field limits.</w:t>
+      </w:r>
+    </w:p>
+    <w:p>
+      <w:pPr>
+        <w:shd w:val="clear" w:color="auto" w:fill="F5F6F8"/>
+        <w:ind w:left="170"/>
+        <w:spacing w:before="0" w:after="0"/>
+      </w:pPr>
+      <w:r>
+        <w:rPr>
+          <w:rFonts w:ascii="Consolas" w:hAnsi="Consolas"/>
+          <w:sz w:val="21"/>
+          <w:color w:val="1F2328"/>
+        </w:rPr>
+        <w:t xml:space="preserve"> </w:t>
+      </w:r>
+    </w:p>
+    <w:p>
+      <w:pPr>
+        <w:shd w:val="clear" w:color="auto" w:fill="F5F6F8"/>
+        <w:ind w:left="170"/>
+        <w:spacing w:before="0" w:after="0"/>
+      </w:pPr>
+      <w:r>
+        <w:rPr>
+          <w:rFonts w:ascii="Consolas" w:hAnsi="Consolas"/>
+          <w:sz w:val="21"/>
+          <w:color w:val="1F2328"/>
+        </w:rPr>
+        <w:t xml:space="preserve">1. DIFF TABLE: one row per field, as field | current text | the problem | the rewrite.</w:t>
+      </w:r>
+    </w:p>
+    <w:p>
+      <w:pPr>
+        <w:shd w:val="clear" w:color="auto" w:fill="F5F6F8"/>
+        <w:ind w:left="170"/>
+        <w:spacing w:before="0" w:after="0"/>
+      </w:pPr>
+      <w:r>
+        <w:rPr>
+          <w:rFonts w:ascii="Consolas" w:hAnsi="Consolas"/>
+          <w:sz w:val="21"/>
+          <w:color w:val="1F2328"/>
+        </w:rPr>
+        <w:t xml:space="preserve">2. KEYWORD COVERAGE: the terms the advert uses, and whether each appears in my headline, About or experience.</w:t>
+      </w:r>
+    </w:p>
+    <w:p>
+      <w:pPr>
+        <w:shd w:val="clear" w:color="auto" w:fill="F5F6F8"/>
+        <w:ind w:left="170"/>
+        <w:spacing w:before="0" w:after="0"/>
+      </w:pPr>
+      <w:r>
+        <w:rPr>
+          <w:rFonts w:ascii="Consolas" w:hAnsi="Consolas"/>
+          <w:sz w:val="21"/>
+          <w:color w:val="1F2328"/>
+        </w:rPr>
+        <w:t xml:space="preserve">3. REWRITES, in this order, each with its character count in brackets:</w:t>
+      </w:r>
+    </w:p>
+    <w:p>
+      <w:pPr>
+        <w:shd w:val="clear" w:color="auto" w:fill="F5F6F8"/>
+        <w:ind w:left="170"/>
+        <w:spacing w:before="0" w:after="0"/>
+      </w:pPr>
+      <w:r>
+        <w:rPr>
+          <w:rFonts w:ascii="Consolas" w:hAnsi="Consolas"/>
+          <w:sz w:val="21"/>
+          <w:color w:val="1F2328"/>
+        </w:rPr>
+        <w:t xml:space="preserve">   - HEADLINE, 220 characters maximum, most important keywords inside the first 70 characters.</w:t>
+      </w:r>
+    </w:p>
+    <w:p>
+      <w:pPr>
+        <w:shd w:val="clear" w:color="auto" w:fill="F5F6F8"/>
+        <w:ind w:left="170"/>
+        <w:spacing w:before="0" w:after="0"/>
+      </w:pPr>
+      <w:r>
+        <w:rPr>
+          <w:rFonts w:ascii="Consolas" w:hAnsi="Consolas"/>
+          <w:sz w:val="21"/>
+          <w:color w:val="1F2328"/>
+        </w:rPr>
+        <w:t xml:space="preserve">   - ABOUT, 2,600 maximum, with the first 300 characters standing alone.</w:t>
+      </w:r>
+    </w:p>
+    <w:p>
+      <w:pPr>
+        <w:shd w:val="clear" w:color="auto" w:fill="F5F6F8"/>
+        <w:ind w:left="170"/>
+        <w:spacing w:before="0" w:after="0"/>
+      </w:pPr>
+      <w:r>
+        <w:rPr>
+          <w:rFonts w:ascii="Consolas" w:hAnsi="Consolas"/>
+          <w:sz w:val="21"/>
+          <w:color w:val="1F2328"/>
+        </w:rPr>
+        <w:t xml:space="preserve">   - EXPERIENCE, one entry per role, 2,000 characters maximum each, dates and titles identical to my CV.</w:t>
+      </w:r>
+    </w:p>
+    <w:p>
+      <w:pPr>
+        <w:shd w:val="clear" w:color="auto" w:fill="F5F6F8"/>
+        <w:ind w:left="170"/>
+        <w:spacing w:before="0" w:after="0"/>
+      </w:pPr>
+      <w:r>
+        <w:rPr>
+          <w:rFonts w:ascii="Consolas" w:hAnsi="Consolas"/>
+          <w:sz w:val="21"/>
+          <w:color w:val="1F2328"/>
+        </w:rPr>
+        <w:t xml:space="preserve">   - SKILLS, up to 50, with the three to pin marked.</w:t>
+      </w:r>
+    </w:p>
+    <w:p>
+      <w:pPr>
+        <w:shd w:val="clear" w:color="auto" w:fill="F5F6F8"/>
+        <w:ind w:left="170"/>
+        <w:spacing w:before="0" w:after="0"/>
+      </w:pPr>
+      <w:r>
+        <w:rPr>
+          <w:rFonts w:ascii="Consolas" w:hAnsi="Consolas"/>
+          <w:sz w:val="21"/>
+          <w:color w:val="1F2328"/>
+        </w:rPr>
+        <w:t xml:space="preserve">   - FEATURED and RECOMMENDATIONS: what to put there, and one short message I can send to ask for a recommendation.</w:t>
+      </w:r>
+    </w:p>
+    <w:p>
+      <w:pPr>
+        <w:shd w:val="clear" w:color="auto" w:fill="F5F6F8"/>
+        <w:ind w:left="170"/>
+        <w:spacing w:before="0" w:after="0"/>
+      </w:pPr>
+      <w:r>
+        <w:rPr>
+          <w:rFonts w:ascii="Consolas" w:hAnsi="Consolas"/>
+          <w:sz w:val="21"/>
+          <w:color w:val="1F2328"/>
+        </w:rPr>
+        <w:t xml:space="preserve">4. GAPS: what the advert wants that my profile cannot honestly claim.</w:t>
+      </w:r>
+    </w:p>
+    <w:p>
+      <w:pPr>
+        <w:shd w:val="clear" w:color="auto" w:fill="F5F6F8"/>
+        <w:ind w:left="170"/>
+        <w:spacing w:before="0" w:after="0"/>
+      </w:pPr>
+      <w:r>
+        <w:rPr>
+          <w:rFonts w:ascii="Consolas" w:hAnsi="Consolas"/>
+          <w:sz w:val="21"/>
+          <w:color w:val="1F2328"/>
+        </w:rPr>
+        <w:t xml:space="preserve"> </w:t>
+      </w:r>
+    </w:p>
+    <w:p>
+      <w:pPr>
+        <w:shd w:val="clear" w:color="auto" w:fill="F5F6F8"/>
+        <w:ind w:left="170"/>
+        <w:spacing w:before="0" w:after="0"/>
+      </w:pPr>
+      <w:r>
+        <w:rPr>
+          <w:rFonts w:ascii="Consolas" w:hAnsi="Consolas"/>
+          <w:sz w:val="21"/>
+          <w:color w:val="1F2328"/>
+        </w:rPr>
+        <w:t xml:space="preserve">Never invent employers, dates, numbers or tools, and flag anything my profile claims that my inventory does not support. Nothing may exceed its character limit.</w:t>
+      </w:r>
+    </w:p>
+    <w:p>
+      <w:pPr>
+        <w:spacing w:before="0" w:after="80"/>
+      </w:pPr>
+    </w:p>
+    <w:p>
+      <w:pPr>
+        <w:pBdr>
+          <w:bottom w:val="single" w:sz="6" w:space="1" w:color="AAAAAA"/>
+        </w:pBdr>
+        <w:spacing w:before="220" w:after="50"/>
+        <w:keepNext/>
+      </w:pPr>
+      <w:r>
+        <w:rPr>
+          <w:rFonts w:ascii="Calibri" w:hAnsi="Calibri"/>
+          <w:b/>
+          <w:sz w:val="23"/>
+          <w:color w:val="1F3864"/>
+        </w:rPr>
+        <w:t xml:space="preserve">PROMPT 10: THE HEADLINE ALONE</w:t>
+      </w:r>
+    </w:p>
+    <w:p>
+      <w:pPr>
+        <w:spacing w:before="0" w:after="100"/>
+      </w:pPr>
+      <w:r>
+        <w:rPr>
+          <w:rFonts w:ascii="Calibri" w:hAnsi="Calibri"/>
+          <w:sz w:val="21"/>
+        </w:rPr>
+        <w:t xml:space="preserve">The headline is the field with the most search weight, so give it its own pass. Paste Prompt 0 first.</w:t>
+      </w:r>
+    </w:p>
+    <w:p>
+      <w:pPr>
+        <w:shd w:val="clear" w:color="auto" w:fill="F5F6F8"/>
+        <w:ind w:left="170"/>
+        <w:spacing w:before="0" w:after="0"/>
+      </w:pPr>
+      <w:r>
+        <w:rPr>
+          <w:rFonts w:ascii="Consolas" w:hAnsi="Consolas"/>
+          <w:sz w:val="21"/>
+          <w:color w:val="1F2328"/>
+        </w:rPr>
+        <w:t xml:space="preserve">MY CAREER INVENTORY:</w:t>
+      </w:r>
+    </w:p>
+    <w:p>
+      <w:pPr>
+        <w:shd w:val="clear" w:color="auto" w:fill="F5F6F8"/>
+        <w:ind w:left="170"/>
+        <w:spacing w:before="0" w:after="0"/>
+      </w:pPr>
+      <w:r>
+        <w:rPr>
+          <w:rFonts w:ascii="Consolas" w:hAnsi="Consolas"/>
+          <w:sz w:val="21"/>
+          <w:color w:val="1F2328"/>
+        </w:rPr>
+        <w:t xml:space="preserve">[PASTE MY INVENTORY HERE]</w:t>
+      </w:r>
+    </w:p>
+    <w:p>
+      <w:pPr>
+        <w:shd w:val="clear" w:color="auto" w:fill="F5F6F8"/>
+        <w:ind w:left="170"/>
+        <w:spacing w:before="0" w:after="0"/>
+      </w:pPr>
+      <w:r>
+        <w:rPr>
+          <w:rFonts w:ascii="Consolas" w:hAnsi="Consolas"/>
+          <w:sz w:val="21"/>
+          <w:color w:val="1F2328"/>
+        </w:rPr>
+        <w:t xml:space="preserve"> </w:t>
+      </w:r>
+    </w:p>
+    <w:p>
+      <w:pPr>
+        <w:shd w:val="clear" w:color="auto" w:fill="F5F6F8"/>
+        <w:ind w:left="170"/>
+        <w:spacing w:before="0" w:after="0"/>
+      </w:pPr>
+      <w:r>
+        <w:rPr>
+          <w:rFonts w:ascii="Consolas" w:hAnsi="Consolas"/>
+          <w:sz w:val="21"/>
+          <w:color w:val="1F2328"/>
+        </w:rPr>
+        <w:t xml:space="preserve">THE ROLE I AM TARGETING:</w:t>
+      </w:r>
+    </w:p>
+    <w:p>
+      <w:pPr>
+        <w:shd w:val="clear" w:color="auto" w:fill="F5F6F8"/>
+        <w:ind w:left="170"/>
+        <w:spacing w:before="0" w:after="0"/>
+      </w:pPr>
+      <w:r>
+        <w:rPr>
+          <w:rFonts w:ascii="Consolas" w:hAnsi="Consolas"/>
+          <w:sz w:val="21"/>
+          <w:color w:val="1F2328"/>
+        </w:rPr>
+        <w:t xml:space="preserve">[PASTE THE ADVERT OR THE JOB TITLE]</w:t>
+      </w:r>
+    </w:p>
+    <w:p>
+      <w:pPr>
+        <w:shd w:val="clear" w:color="auto" w:fill="F5F6F8"/>
+        <w:ind w:left="170"/>
+        <w:spacing w:before="0" w:after="0"/>
+      </w:pPr>
+      <w:r>
+        <w:rPr>
+          <w:rFonts w:ascii="Consolas" w:hAnsi="Consolas"/>
+          <w:sz w:val="21"/>
+          <w:color w:val="1F2328"/>
+        </w:rPr>
+        <w:t xml:space="preserve"> </w:t>
+      </w:r>
+    </w:p>
+    <w:p>
+      <w:pPr>
+        <w:shd w:val="clear" w:color="auto" w:fill="F5F6F8"/>
+        <w:ind w:left="170"/>
+        <w:spacing w:before="0" w:after="0"/>
+      </w:pPr>
+      <w:r>
+        <w:rPr>
+          <w:rFonts w:ascii="Consolas" w:hAnsi="Consolas"/>
+          <w:sz w:val="21"/>
+          <w:color w:val="1F2328"/>
+        </w:rPr>
+        <w:t xml:space="preserve">Write eight LinkedIn headlines of 220 characters or fewer. Each one must: name the target role in the market's words, include the tools and specialisms a recruiter would search for, and carry one proof point with a number. Put the most important keywords inside the first 70 characters.</w:t>
+      </w:r>
+    </w:p>
+    <w:p>
+      <w:pPr>
+        <w:shd w:val="clear" w:color="auto" w:fill="F5F6F8"/>
+        <w:ind w:left="170"/>
+        <w:spacing w:before="0" w:after="0"/>
+      </w:pPr>
+      <w:r>
+        <w:rPr>
+          <w:rFonts w:ascii="Consolas" w:hAnsi="Consolas"/>
+          <w:sz w:val="21"/>
+          <w:color w:val="1F2328"/>
+        </w:rPr>
+        <w:t xml:space="preserve"> </w:t>
+      </w:r>
+    </w:p>
+    <w:p>
+      <w:pPr>
+        <w:shd w:val="clear" w:color="auto" w:fill="F5F6F8"/>
+        <w:ind w:left="170"/>
+        <w:spacing w:before="0" w:after="0"/>
+      </w:pPr>
+      <w:r>
+        <w:rPr>
+          <w:rFonts w:ascii="Consolas" w:hAnsi="Consolas"/>
+          <w:sz w:val="21"/>
+          <w:color w:val="1F2328"/>
+        </w:rPr>
+        <w:t xml:space="preserve">Mark the one you would ship, and say why in one line. No "passionate about", no adjective without a number behind it, no emoji.</w:t>
+      </w:r>
+    </w:p>
+    <w:p>
+      <w:pPr>
+        <w:spacing w:before="0" w:after="80"/>
+      </w:pPr>
+    </w:p>
+    <w:p>
+      <w:pPr>
+        <w:pBdr>
+          <w:bottom w:val="single" w:sz="6" w:space="1" w:color="AAAAAA"/>
+        </w:pBdr>
+        <w:spacing w:before="220" w:after="50"/>
+        <w:keepNext/>
+      </w:pPr>
+      <w:r>
+        <w:rPr>
+          <w:rFonts w:ascii="Calibri" w:hAnsi="Calibri"/>
+          <w:b/>
+          <w:sz w:val="23"/>
+          <w:color w:val="1F3864"/>
+        </w:rPr>
+        <w:t xml:space="preserve">AFTER THE REWRITE: THE FIVE-MINUTE HABIT</w:t>
+      </w:r>
+    </w:p>
+    <w:p>
+      <w:pPr>
+        <w:spacing w:before="0" w:after="100"/>
+      </w:pPr>
+      <w:r>
+        <w:rPr>
+          <w:rFonts w:ascii="Calibri" w:hAnsi="Calibri"/>
+          <w:sz w:val="21"/>
+        </w:rPr>
+        <w:t xml:space="preserve">Comment substantively on three to five posts in your field each week. Three sentences that add something: an experience, a correction, a number. That is the whole habit, and it does more for how you are read than a posting schedule.</w:t>
+      </w:r>
+    </w:p>
+    <w:p>
+      <w:pPr>
+        <w:spacing w:before="0" w:after="100"/>
+      </w:pPr>
+      <w:r>
+        <w:rPr>
+          <w:rFonts w:ascii="Calibri" w:hAnsi="Calibri"/>
+          <w:sz w:val="21"/>
+        </w:rPr>
+        <w:t xml:space="preserve">Post rarely and only with something specific. Never publish raw model output: LinkedIn shipped a report option for exactly that in 2026, and the audience you want already recognises the rhythm.</w:t>
+      </w:r>
     </w:p>
     <w:p>
       <w:pPr>
